--- a/word/表31 ECMO 重症超声可视化管理 SOP 打卡单：上机前评估.docx
+++ b/word/表31 ECMO 重症超声可视化管理 SOP 打卡单：上机前评估.docx
@@ -76,6 +76,11 @@
       <w:tblPr>
         <w:tblStyle w:val="ab"/>
         <w:tblW w:w="0" w:type="auto"/>
+        <w:tblLayout w:type="fixed"/>
+        <w:tblCellMar>
+          <w:left w:w="20" w:type="dxa"/>
+          <w:right w:w="20" w:type="dxa"/>
+        </w:tblCellMar>
         <w:tblLook w:val="04A0" w:firstRow="1" w:lastRow="0" w:firstColumn="1" w:lastColumn="0" w:noHBand="0" w:noVBand="1"/>
       </w:tblPr>
       <w:tblGrid>
@@ -3927,7 +3932,6 @@
           <w:bCs/>
           <w:color w:val="215E99" w:themeColor="text2" w:themeTint="BF"/>
         </w:rPr>
-        <w:lastRenderedPageBreak/>
         <w:t>用途：</w:t>
       </w:r>
       <w:r>
